--- a/word_reports/LP_0103_위치_387_Cat Stevens_Greatest Hits.docx
+++ b/word_reports/LP_0103_위치_387_Cat Stevens_Greatest Hits.docx
@@ -4,7 +4,7 @@
   <w:body>
     <w:p>
       <w:pPr>
-        <w:spacing w:after="280"/>
+        <w:spacing w:after="80"/>
       </w:pPr>
       <w:r>
         <w:rPr w:rFonts="맑은 고딕">
@@ -13,94 +13,47 @@
           <w:color w:val="1E3A8A"/>
           <w:sz w:val="30"/>
         </w:rPr>
-        <w:t>[387] Cat Stevens - Greatest Hits</w:t>
+        <w:t>Cat Stevens (캣 스티븐스) - Greatest Hits</w:t>
       </w:r>
     </w:p>
     <w:p>
       <w:pPr>
-        <w:spacing w:after="320"/>
+        <w:spacing w:after="240"/>
       </w:pPr>
       <w:r>
         <w:rPr w:rFonts="맑은 고딕">
           <w:rFonts w:ascii="맑은 고딕" w:hAnsi="맑은 고딕" w:eastAsia="맑은 고딕"/>
           <w:b/>
-          <w:sz w:val="20"/>
+          <w:color w:val="4B5563"/>
+          <w:sz w:val="22"/>
         </w:rPr>
-        <w:t>■ 위치 : 387</w:t>
-        <w:br/>
-      </w:r>
-      <w:r>
-        <w:rPr w:rFonts="맑은 고딕">
-          <w:rFonts w:ascii="맑은 고딕" w:hAnsi="맑은 고딕" w:eastAsia="맑은 고딕"/>
-          <w:b/>
-          <w:sz w:val="20"/>
-        </w:rPr>
-        <w:t>■ 아티스트 : Cat Stevens</w:t>
-        <w:br/>
-      </w:r>
-      <w:r>
-        <w:rPr w:rFonts="맑은 고딕">
-          <w:rFonts w:ascii="맑은 고딕" w:hAnsi="맑은 고딕" w:eastAsia="맑은 고딕"/>
-          <w:b/>
-          <w:sz w:val="20"/>
-        </w:rPr>
-        <w:t>■ 앨범명 : Greatest Hits</w:t>
-        <w:br/>
-      </w:r>
-      <w:r>
-        <w:rPr w:rFonts="맑은 고딕">
-          <w:rFonts w:ascii="맑은 고딕" w:hAnsi="맑은 고딕" w:eastAsia="맑은 고딕"/>
-          <w:b w:val="0"/>
-          <w:sz w:val="20"/>
-        </w:rPr>
-        <w:t>■ 음반 레이블 : Island Records / A&amp;M Records</w:t>
-        <w:br/>
-      </w:r>
-      <w:r>
-        <w:rPr w:rFonts="맑은 고딕">
-          <w:rFonts w:ascii="맑은 고딕" w:hAnsi="맑은 고딕" w:eastAsia="맑은 고딕"/>
-          <w:b w:val="0"/>
-          <w:sz w:val="20"/>
-        </w:rPr>
-        <w:t>■ 발매년도 : 1975</w:t>
-        <w:br/>
-      </w:r>
-      <w:r>
-        <w:rPr w:rFonts="맑은 고딕">
-          <w:rFonts w:ascii="맑은 고딕" w:hAnsi="맑은 고딕" w:eastAsia="맑은 고딕"/>
-          <w:b w:val="0"/>
-          <w:sz w:val="20"/>
-        </w:rPr>
-        <w:t>■ 장르 : 포크 록 (Folk Rock), 싱어송라이터 (Singer-Songwriter)</w:t>
-        <w:br/>
-      </w:r>
-      <w:r>
-        <w:rPr w:rFonts="맑은 고딕">
-          <w:rFonts w:ascii="맑은 고딕" w:hAnsi="맑은 고딕" w:eastAsia="맑은 고딕"/>
-          <w:b w:val="0"/>
-          <w:sz w:val="20"/>
-        </w:rPr>
-        <w:t>■ 주요 수록곡 : Wild World, Father and Son, Morning Has Broken, Moonshadow, Peace Train, Where Do the Children Play?</w:t>
-        <w:br/>
+        <w:t>위치 :  387</w:t>
       </w:r>
     </w:p>
     <w:p>
       <w:pPr>
-        <w:spacing w:after="160"/>
+        <w:spacing w:line="324" w:lineRule="auto" w:before="80" w:after="160"/>
       </w:pPr>
       <w:r>
         <w:rPr w:rFonts="맑은 고딕">
           <w:rFonts w:ascii="맑은 고딕" w:hAnsi="맑은 고딕" w:eastAsia="맑은 고딕"/>
           <w:b/>
           <w:color w:val="1F2937"/>
-          <w:sz w:val="24"/>
+          <w:sz w:val="22"/>
         </w:rPr>
-        <w:t>■ 음반 해설 및 감상 가이드</w:t>
+        <w:t xml:space="preserve">[음반 소개] </w:t>
+      </w:r>
+      <w:r>
+        <w:rPr w:rFonts="맑은 고딕">
+          <w:rFonts w:ascii="맑은 고딕" w:hAnsi="맑은 고딕" w:eastAsia="맑은 고딕"/>
+          <w:b w:val="0"/>
+          <w:sz w:val="21"/>
+        </w:rPr>
       </w:r>
     </w:p>
     <w:p>
       <w:pPr>
-        <w:spacing w:line="312" w:lineRule="auto" w:after="120"/>
+        <w:spacing w:line="324" w:lineRule="auto" w:after="120"/>
       </w:pPr>
       <w:r>
         <w:rPr w:rFonts="맑은 고딕">
@@ -108,51 +61,516 @@
           <w:b w:val="0"/>
           <w:sz w:val="21"/>
         </w:rPr>
-        <w:t>1970년대 포크 음악의 황금기를 수놓았던 캣 스티븐스(Cat Stevens)의 본 베스트 앨범은, 그의 음악적 정점이 담긴 거대한 이정표와도 같은 작품입니다. 1975년에 발매된 이 음반은 그를 세계적인 스타덤에 올린 핵심 앨범들—《Mona Bone Jakon》, 《Tea for the Tillerman》, 《Teaser and the Firecat》 등—에서 정수만을 엄선하여 엮어낸 명반입니다. 서정적인 어쿠스틱 사운드와 철학적이고 시적인 가사로 시대를 관통한 그의 청명한 예술적 비전이 단 한 장의 LP 안에 완벽하게 집약되어 있습니다.</w:t>
+        <w:t>인간 내면의 고독과 구원을 향한 영적 순례를 나직한 통기타 선율에 실어 날랐던 음유시인, 캣 스티븐스의 찬란한 황금기를 오롯이 봉인한 불멸의 명반입니다. 1970년대 포크 록의 르네상스를 견인하며 메마른 현대인의 영혼에 맑은 샘물 같은 서정을 부어주었던 그의 시적 감수성이 빼곡히 수놓아져 있습니다. 투박한 듯 온기 어린 그의 목소리는 시대를 초월하여 듣는 이의 심연을 울리며, 아날로그 바이닐의 미학이 지닌 진정한 존재 이유를 스스로 증명해 보입니다.</w:t>
       </w:r>
     </w:p>
     <w:p>
       <w:pPr>
-        <w:spacing w:line="312" w:lineRule="auto" w:after="120"/>
+        <w:spacing w:line="324" w:lineRule="auto" w:before="200" w:after="80"/>
       </w:pPr>
+      <w:r>
+        <w:rPr w:rFonts="맑은 고딕">
+          <w:rFonts w:ascii="맑은 고딕" w:hAnsi="맑은 고딕" w:eastAsia="맑은 고딕"/>
+          <w:b/>
+          <w:color w:val="1E3A8A"/>
+          <w:sz w:val="24"/>
+        </w:rPr>
+        <w:t>1. 음반 데이터</w:t>
+      </w:r>
+    </w:p>
+    <w:p>
+      <w:pPr>
+        <w:spacing w:line="324" w:lineRule="auto" w:after="80"/>
+      </w:pPr>
+      <w:r>
+        <w:rPr w:rFonts="맑은 고딕">
+          <w:rFonts w:ascii="맑은 고딕" w:hAnsi="맑은 고딕" w:eastAsia="맑은 고딕"/>
+          <w:b w:val="0"/>
+          <w:color w:val="6B7280"/>
+          <w:sz w:val="21"/>
+        </w:rPr>
+        <w:t xml:space="preserve">· </w:t>
+      </w:r>
+      <w:r>
+        <w:rPr w:rFonts="맑은 고딕">
+          <w:rFonts w:ascii="맑은 고딕" w:hAnsi="맑은 고딕" w:eastAsia="맑은 고딕"/>
+          <w:b/>
+          <w:color w:val="1F2937"/>
+          <w:sz w:val="21"/>
+        </w:rPr>
+        <w:t xml:space="preserve">앨범명: </w:t>
+      </w:r>
       <w:r>
         <w:rPr w:rFonts="맑은 고딕">
           <w:rFonts w:ascii="맑은 고딕" w:hAnsi="맑은 고딕" w:eastAsia="맑은 고딕"/>
           <w:b w:val="0"/>
           <w:sz w:val="21"/>
         </w:rPr>
-        <w:t>이 음반의 가장 큰 음악적 매력은 단연 캣 스티븐스 특유의 담백하면서도 깊은 울림을 주는 보컬과 정교한 어쿠스틱 기타 리프의 조화에 있습니다. 거친 듯하면서도 다정한 그의 음성은 들려주는 이야기마다 생명력을 불어넣으며, 과도한 편곡을 배제하고 악기 본연의 텍스처를 살린 사운드 메이킹은 듣는 이에게 온화하고 친밀한 감동을 선사합니다. 어쿠스틱 피아노와 정갈한 현악 편곡이 보컬과 유기적으로 어우러지며 클래식한 품격을 한층 더 높여줍니다.</w:t>
+        <w:t>Greatest Hits</w:t>
       </w:r>
     </w:p>
     <w:p>
       <w:pPr>
-        <w:spacing w:line="312" w:lineRule="auto" w:after="120"/>
+        <w:spacing w:line="324" w:lineRule="auto" w:after="80"/>
       </w:pPr>
+      <w:r>
+        <w:rPr w:rFonts="맑은 고딕">
+          <w:rFonts w:ascii="맑은 고딕" w:hAnsi="맑은 고딕" w:eastAsia="맑은 고딕"/>
+          <w:b w:val="0"/>
+          <w:color w:val="6B7280"/>
+          <w:sz w:val="21"/>
+        </w:rPr>
+        <w:t xml:space="preserve">· </w:t>
+      </w:r>
+      <w:r>
+        <w:rPr w:rFonts="맑은 고딕">
+          <w:rFonts w:ascii="맑은 고딕" w:hAnsi="맑은 고딕" w:eastAsia="맑은 고딕"/>
+          <w:b/>
+          <w:color w:val="1F2937"/>
+          <w:sz w:val="21"/>
+        </w:rPr>
+        <w:t xml:space="preserve">아티스트: </w:t>
+      </w:r>
       <w:r>
         <w:rPr w:rFonts="맑은 고딕">
           <w:rFonts w:ascii="맑은 고딕" w:hAnsi="맑은 고딕" w:eastAsia="맑은 고딕"/>
           <w:b w:val="0"/>
           <w:sz w:val="21"/>
         </w:rPr>
-        <w:t>수록곡 하나하나가 포크 음악사의 보석과도 같습니다. 세련된 멜로디 속에 이별의 쌉싸름한 감정을 담아낸 'Wild World', 세대 간의 갈등과 사랑을 대화 형식으로 풀어내어 깊은 울림을 주는 'Father and Son', 릭 웨이크먼(Rick Wakeman)의 섬세한 피아노 연주가 돋보이는 영성 깊은 찬가 'Morning Has Broken', 그리고 평화에 대한 희망찬 메시지를 담은 'Peace Train'에 이르기까지, 서정성과 메시지를 모두 잡은 수작들로 가득 차 있습니다.</w:t>
+        <w:t>Cat Stevens (캣 스티븐스)</w:t>
       </w:r>
     </w:p>
     <w:p>
       <w:pPr>
-        <w:spacing w:line="312" w:lineRule="auto" w:after="120"/>
+        <w:spacing w:line="324" w:lineRule="auto" w:after="80"/>
       </w:pPr>
+      <w:r>
+        <w:rPr w:rFonts="맑은 고딕">
+          <w:rFonts w:ascii="맑은 고딕" w:hAnsi="맑은 고딕" w:eastAsia="맑은 고딕"/>
+          <w:b w:val="0"/>
+          <w:color w:val="6B7280"/>
+          <w:sz w:val="21"/>
+        </w:rPr>
+        <w:t xml:space="preserve">· </w:t>
+      </w:r>
+      <w:r>
+        <w:rPr w:rFonts="맑은 고딕">
+          <w:rFonts w:ascii="맑은 고딕" w:hAnsi="맑은 고딕" w:eastAsia="맑은 고딕"/>
+          <w:b/>
+          <w:color w:val="1F2937"/>
+          <w:sz w:val="21"/>
+        </w:rPr>
+        <w:t xml:space="preserve">발매 정보: </w:t>
+      </w:r>
       <w:r>
         <w:rPr w:rFonts="맑은 고딕">
           <w:rFonts w:ascii="맑은 고딕" w:hAnsi="맑은 고딕" w:eastAsia="맑은 고딕"/>
           <w:b w:val="0"/>
           <w:sz w:val="21"/>
         </w:rPr>
-        <w:t>LP의 따뜻한 아날로그 질감으로 감상할 때 이 앨범의 가치는 더욱 극대화됩니다. 턴테이블 바늘을 타고 흐르는 선율은 바쁜 현대인들의 지친 영혼을 다독여주는 편안한 안식처를 제공합니다. 캣 스티븐스가 구축한 낭만과 차분한 명상의 세계는 시대를 초월하여 오늘날에도 여전히 유효한 감동과 청각적 유산을 제시하고 있습니다.</w:t>
+        <w:t>1975년 7월 아일랜드 레코드(영국)와 A&amp;M 레코드(미국)를 통해 발매되었으며, 1970년 명작 &lt;Tea for the Tillerman&gt;부터 1974년 &lt;Buddha and the Chocolate Box&gt;에 이르는 최전성기 트랙들과 미발표 신곡 "Two Fine People"을 집대성한 정통 베스트 앨범입니다.</w:t>
+      </w:r>
+    </w:p>
+    <w:p>
+      <w:pPr>
+        <w:spacing w:line="324" w:lineRule="auto" w:after="80"/>
+      </w:pPr>
+      <w:r>
+        <w:rPr w:rFonts="맑은 고딕">
+          <w:rFonts w:ascii="맑은 고딕" w:hAnsi="맑은 고딕" w:eastAsia="맑은 고딕"/>
+          <w:b w:val="0"/>
+          <w:color w:val="6B7280"/>
+          <w:sz w:val="21"/>
+        </w:rPr>
+        <w:t xml:space="preserve">· </w:t>
+      </w:r>
+      <w:r>
+        <w:rPr w:rFonts="맑은 고딕">
+          <w:rFonts w:ascii="맑은 고딕" w:hAnsi="맑은 고딕" w:eastAsia="맑은 고딕"/>
+          <w:b/>
+          <w:color w:val="1F2937"/>
+          <w:sz w:val="21"/>
+        </w:rPr>
+        <w:t xml:space="preserve">LP 인기도(판매량): </w:t>
+      </w:r>
+      <w:r>
+        <w:rPr w:rFonts="맑은 고딕">
+          <w:rFonts w:ascii="맑은 고딕" w:hAnsi="맑은 고딕" w:eastAsia="맑은 고딕"/>
+          <w:b w:val="0"/>
+          <w:sz w:val="21"/>
+        </w:rPr>
+        <w:t>발매 직후 미국 빌보드 200 차트 6위, 영국 앨범 차트 10위에 올랐으며, 미국 음반 산업 협회(RIAA)로부터 400만 장 이상의 판매고를 인정받아 쿼드러플 플래티넘(4x Multi-Platinum)을 기록한 당대 최고의 상업적 성취작입니다.</w:t>
+      </w:r>
+    </w:p>
+    <w:p>
+      <w:pPr>
+        <w:spacing w:line="324" w:lineRule="auto" w:after="80"/>
+      </w:pPr>
+      <w:r>
+        <w:rPr w:rFonts="맑은 고딕">
+          <w:rFonts w:ascii="맑은 고딕" w:hAnsi="맑은 고딕" w:eastAsia="맑은 고딕"/>
+          <w:b w:val="0"/>
+          <w:color w:val="6B7280"/>
+          <w:sz w:val="21"/>
+        </w:rPr>
+        <w:t xml:space="preserve">· </w:t>
+      </w:r>
+      <w:r>
+        <w:rPr w:rFonts="맑은 고딕">
+          <w:rFonts w:ascii="맑은 고딕" w:hAnsi="맑은 고딕" w:eastAsia="맑은 고딕"/>
+          <w:b/>
+          <w:color w:val="1F2937"/>
+          <w:sz w:val="21"/>
+        </w:rPr>
+        <w:t xml:space="preserve">각종 수상경력: </w:t>
+      </w:r>
+      <w:r>
+        <w:rPr w:rFonts="맑은 고딕">
+          <w:rFonts w:ascii="맑은 고딕" w:hAnsi="맑은 고딕" w:eastAsia="맑은 고딕"/>
+          <w:b w:val="0"/>
+          <w:sz w:val="21"/>
+        </w:rPr>
+        <w:t>캣 스티븐스는 2006년 작곡가 명예의 전당, 2014년 로큰롤 명예의 전당에 헌액되었으며, 본 앨범은 롤링 스톤지 등 권위 있는 음악지들로부터 70년대 싱어송라이터 전성기를 대표하는 결정적 컴필레이션으로 찬사를 받았습니다.</w:t>
+      </w:r>
+    </w:p>
+    <w:p>
+      <w:pPr>
+        <w:spacing w:line="324" w:lineRule="auto" w:before="200" w:after="80"/>
+      </w:pPr>
+      <w:r>
+        <w:rPr w:rFonts="맑은 고딕">
+          <w:rFonts w:ascii="맑은 고딕" w:hAnsi="맑은 고딕" w:eastAsia="맑은 고딕"/>
+          <w:b/>
+          <w:color w:val="1E3A8A"/>
+          <w:sz w:val="24"/>
+        </w:rPr>
+        <w:t>2. 아티스트 정보</w:t>
+      </w:r>
+    </w:p>
+    <w:p>
+      <w:pPr>
+        <w:spacing w:line="324" w:lineRule="auto" w:after="80"/>
+      </w:pPr>
+      <w:r>
+        <w:rPr w:rFonts="맑은 고딕">
+          <w:rFonts w:ascii="맑은 고딕" w:hAnsi="맑은 고딕" w:eastAsia="맑은 고딕"/>
+          <w:b w:val="0"/>
+          <w:color w:val="6B7280"/>
+          <w:sz w:val="21"/>
+        </w:rPr>
+        <w:t xml:space="preserve">· </w:t>
+      </w:r>
+      <w:r>
+        <w:rPr w:rFonts="맑은 고딕">
+          <w:rFonts w:ascii="맑은 고딕" w:hAnsi="맑은 고딕" w:eastAsia="맑은 고딕"/>
+          <w:b/>
+          <w:color w:val="1F2937"/>
+          <w:sz w:val="21"/>
+        </w:rPr>
+        <w:t xml:space="preserve">국적: </w:t>
+      </w:r>
+      <w:r>
+        <w:rPr w:rFonts="맑은 고딕">
+          <w:rFonts w:ascii="맑은 고딕" w:hAnsi="맑은 고딕" w:eastAsia="맑은 고딕"/>
+          <w:b w:val="0"/>
+          <w:sz w:val="21"/>
+        </w:rPr>
+        <w:t>영국 (잉글랜드 런던)</w:t>
+      </w:r>
+    </w:p>
+    <w:p>
+      <w:pPr>
+        <w:spacing w:line="324" w:lineRule="auto" w:after="80"/>
+      </w:pPr>
+      <w:r>
+        <w:rPr w:rFonts="맑은 고딕">
+          <w:rFonts w:ascii="맑은 고딕" w:hAnsi="맑은 고딕" w:eastAsia="맑은 고딕"/>
+          <w:b w:val="0"/>
+          <w:color w:val="6B7280"/>
+          <w:sz w:val="21"/>
+        </w:rPr>
+        <w:t xml:space="preserve">· </w:t>
+      </w:r>
+      <w:r>
+        <w:rPr w:rFonts="맑은 고딕">
+          <w:rFonts w:ascii="맑은 고딕" w:hAnsi="맑은 고딕" w:eastAsia="맑은 고딕"/>
+          <w:b/>
+          <w:color w:val="1F2937"/>
+          <w:sz w:val="21"/>
+        </w:rPr>
+        <w:t xml:space="preserve">생몰년도: </w:t>
+      </w:r>
+      <w:r>
+        <w:rPr w:rFonts="맑은 고딕">
+          <w:rFonts w:ascii="맑은 고딕" w:hAnsi="맑은 고딕" w:eastAsia="맑은 고딕"/>
+          <w:b w:val="0"/>
+          <w:sz w:val="21"/>
+        </w:rPr>
+        <w:t>1948년 7월 21일 ~ 현재</w:t>
+      </w:r>
+    </w:p>
+    <w:p>
+      <w:pPr>
+        <w:spacing w:line="324" w:lineRule="auto" w:after="80"/>
+      </w:pPr>
+      <w:r>
+        <w:rPr w:rFonts="맑은 고딕">
+          <w:rFonts w:ascii="맑은 고딕" w:hAnsi="맑은 고딕" w:eastAsia="맑은 고딕"/>
+          <w:b w:val="0"/>
+          <w:color w:val="6B7280"/>
+          <w:sz w:val="21"/>
+        </w:rPr>
+        <w:t xml:space="preserve">· </w:t>
+      </w:r>
+      <w:r>
+        <w:rPr w:rFonts="맑은 고딕">
+          <w:rFonts w:ascii="맑은 고딕" w:hAnsi="맑은 고딕" w:eastAsia="맑은 고딕"/>
+          <w:b/>
+          <w:color w:val="1F2937"/>
+          <w:sz w:val="21"/>
+        </w:rPr>
+        <w:t xml:space="preserve">그룹 소속: </w:t>
+      </w:r>
+      <w:r>
+        <w:rPr w:rFonts="맑은 고딕">
+          <w:rFonts w:ascii="맑은 고딕" w:hAnsi="맑은 고딕" w:eastAsia="맑은 고딕"/>
+          <w:b w:val="0"/>
+          <w:sz w:val="21"/>
+        </w:rPr>
+        <w:t>솔로</w:t>
+      </w:r>
+    </w:p>
+    <w:p>
+      <w:pPr>
+        <w:spacing w:line="324" w:lineRule="auto" w:after="80"/>
+      </w:pPr>
+      <w:r>
+        <w:rPr w:rFonts="맑은 고딕">
+          <w:rFonts w:ascii="맑은 고딕" w:hAnsi="맑은 고딕" w:eastAsia="맑은 고딕"/>
+          <w:b w:val="0"/>
+          <w:color w:val="6B7280"/>
+          <w:sz w:val="21"/>
+        </w:rPr>
+        <w:t xml:space="preserve">· </w:t>
+      </w:r>
+      <w:r>
+        <w:rPr w:rFonts="맑은 고딕">
+          <w:rFonts w:ascii="맑은 고딕" w:hAnsi="맑은 고딕" w:eastAsia="맑은 고딕"/>
+          <w:b/>
+          <w:color w:val="1F2937"/>
+          <w:sz w:val="21"/>
+        </w:rPr>
+        <w:t xml:space="preserve">아티스트 소개: </w:t>
+      </w:r>
+      <w:r>
+        <w:rPr w:rFonts="맑은 고딕">
+          <w:rFonts w:ascii="맑은 고딕" w:hAnsi="맑은 고딕" w:eastAsia="맑은 고딕"/>
+          <w:b w:val="0"/>
+          <w:sz w:val="21"/>
+        </w:rPr>
+        <w:t>특유의 허스키하면서도 따뜻한 보이스와 지성미 넘치는 어쿠스틱 포크 사운드로 1970년대 브리티시 싱어송라이터 계보의 정점에 섰던 독보적 아티스트입니다. 생사의 기로를 넘나드는 투병과 구도자적 사유를 통해 빚어낸 그의 음악은 단순한 팝을 넘어 영혼을 정화하는 현대의 시편(詩篇)으로 평가받습니다.</w:t>
+      </w:r>
+    </w:p>
+    <w:p>
+      <w:pPr>
+        <w:spacing w:line="324" w:lineRule="auto" w:before="200" w:after="80"/>
+      </w:pPr>
+      <w:r>
+        <w:rPr w:rFonts="맑은 고딕">
+          <w:rFonts w:ascii="맑은 고딕" w:hAnsi="맑은 고딕" w:eastAsia="맑은 고딕"/>
+          <w:b/>
+          <w:color w:val="1E3A8A"/>
+          <w:sz w:val="24"/>
+        </w:rPr>
+        <w:t>3. 음반 상세 분석</w:t>
+      </w:r>
+    </w:p>
+    <w:p>
+      <w:pPr>
+        <w:spacing w:line="324" w:lineRule="auto" w:after="80"/>
+      </w:pPr>
+      <w:r>
+        <w:rPr w:rFonts="맑은 고딕">
+          <w:rFonts w:ascii="맑은 고딕" w:hAnsi="맑은 고딕" w:eastAsia="맑은 고딕"/>
+          <w:b w:val="0"/>
+          <w:color w:val="6B7280"/>
+          <w:sz w:val="21"/>
+        </w:rPr>
+        <w:t xml:space="preserve">· </w:t>
+      </w:r>
+      <w:r>
+        <w:rPr w:rFonts="맑은 고딕">
+          <w:rFonts w:ascii="맑은 고딕" w:hAnsi="맑은 고딕" w:eastAsia="맑은 고딕"/>
+          <w:b/>
+          <w:color w:val="1F2937"/>
+          <w:sz w:val="21"/>
+        </w:rPr>
+        <w:t xml:space="preserve">역사적 위치: </w:t>
+      </w:r>
+      <w:r>
+        <w:rPr w:rFonts="맑은 고딕">
+          <w:rFonts w:ascii="맑은 고딕" w:hAnsi="맑은 고딕" w:eastAsia="맑은 고딕"/>
+          <w:b w:val="0"/>
+          <w:sz w:val="21"/>
+        </w:rPr>
+        <w:t>단편적인 히트곡의 나열에 그치지 않고, 캣 스티븐스라는 한 구도자의 음악적 성찰과 성장을 유기적으로 조망한 70년대 포크 록의 금자탑입니다. 어쿠스틱 악기 중심의 미니멀한 편곡과 철학적 노랫말이 완벽한 균형을 이루며, 싱어송라이터 장르가 팝 역사에서 예술적 독립을 완성했음을 선언하는 역사적 문헌과도 같습니다.</w:t>
+      </w:r>
+    </w:p>
+    <w:p>
+      <w:pPr>
+        <w:spacing w:line="324" w:lineRule="auto" w:after="80"/>
+      </w:pPr>
+      <w:r>
+        <w:rPr w:rFonts="맑은 고딕">
+          <w:rFonts w:ascii="맑은 고딕" w:hAnsi="맑은 고딕" w:eastAsia="맑은 고딕"/>
+          <w:b w:val="0"/>
+          <w:color w:val="6B7280"/>
+          <w:sz w:val="21"/>
+        </w:rPr>
+        <w:t xml:space="preserve">· </w:t>
+      </w:r>
+      <w:r>
+        <w:rPr w:rFonts="맑은 고딕">
+          <w:rFonts w:ascii="맑은 고딕" w:hAnsi="맑은 고딕" w:eastAsia="맑은 고딕"/>
+          <w:b/>
+          <w:color w:val="1F2937"/>
+          <w:sz w:val="21"/>
+        </w:rPr>
+        <w:t xml:space="preserve">시대의 흔적(스토리텔링): </w:t>
+      </w:r>
+      <w:r>
+        <w:rPr w:rFonts="맑은 고딕">
+          <w:rFonts w:ascii="맑은 고딕" w:hAnsi="맑은 고딕" w:eastAsia="맑은 고딕"/>
+          <w:b w:val="0"/>
+          <w:sz w:val="21"/>
+        </w:rPr>
+        <w:t>베트남 전쟁과 급격한 산업화의 소용돌이 속에서 불안과 환멸을 느끼던 당대 청춘들에게 이 앨범은 더없는 치유와 안식처가 되어주었습니다. 물질문명의 폐해를 경계하고 소박한 자연주의와 내면의 평화를 노래한 그의 메시지는, 1970년대 히피즘의 황혼기 속에서 진정한 자아를 갈망하던 젊은 영혼들의 서정적 나침반 역할을 충실히 수행했습니다.</w:t>
+      </w:r>
+    </w:p>
+    <w:p>
+      <w:pPr>
+        <w:spacing w:line="324" w:lineRule="auto" w:before="200" w:after="80"/>
+      </w:pPr>
+      <w:r>
+        <w:rPr w:rFonts="맑은 고딕">
+          <w:rFonts w:ascii="맑은 고딕" w:hAnsi="맑은 고딕" w:eastAsia="맑은 고딕"/>
+          <w:b/>
+          <w:color w:val="1E3A8A"/>
+          <w:sz w:val="24"/>
+        </w:rPr>
+        <w:t>4. 주요 수록곡 및 감상 제언</w:t>
+      </w:r>
+    </w:p>
+    <w:p>
+      <w:pPr>
+        <w:spacing w:line="324" w:lineRule="auto" w:after="80"/>
+      </w:pPr>
+      <w:r>
+        <w:rPr w:rFonts="맑은 고딕">
+          <w:rFonts w:ascii="맑은 고딕" w:hAnsi="맑은 고딕" w:eastAsia="맑은 고딕"/>
+          <w:b w:val="0"/>
+          <w:color w:val="6B7280"/>
+          <w:sz w:val="21"/>
+        </w:rPr>
+        <w:t xml:space="preserve">· </w:t>
+      </w:r>
+      <w:r>
+        <w:rPr w:rFonts="맑은 고딕">
+          <w:rFonts w:ascii="맑은 고딕" w:hAnsi="맑은 고딕" w:eastAsia="맑은 고딕"/>
+          <w:b/>
+          <w:color w:val="1F2937"/>
+          <w:sz w:val="21"/>
+        </w:rPr>
+        <w:t xml:space="preserve">주요 수록곡 특징: </w:t>
+      </w:r>
+      <w:r>
+        <w:rPr w:rFonts="맑은 고딕">
+          <w:rFonts w:ascii="맑은 고딕" w:hAnsi="맑은 고딕" w:eastAsia="맑은 고딕"/>
+          <w:b w:val="0"/>
+          <w:sz w:val="21"/>
+        </w:rPr>
+        <w:t>세대를 초월한 대화와 갈등, 사랑을 숭고하게 풀어낸 "Father and Son", 이별의 서글픔을 역설적으로 경쾌한 리듬에 얹어낸 "Wild World", 자연의 경이와 생의 축복을 성가처럼 노래한 "Morning Has Broken", 인류애와 평화의 염원을 실은 경쾌한 송가 "Peace Train" 등 한 곡도 허투루 넘길 수 없는 정수들로 채워져 있습니다.</w:t>
+      </w:r>
+    </w:p>
+    <w:p>
+      <w:pPr>
+        <w:spacing w:line="324" w:lineRule="auto" w:after="80"/>
+      </w:pPr>
+      <w:r>
+        <w:rPr w:rFonts="맑은 고딕">
+          <w:rFonts w:ascii="맑은 고딕" w:hAnsi="맑은 고딕" w:eastAsia="맑은 고딕"/>
+          <w:b w:val="0"/>
+          <w:color w:val="6B7280"/>
+          <w:sz w:val="21"/>
+        </w:rPr>
+        <w:t xml:space="preserve">· </w:t>
+      </w:r>
+      <w:r>
+        <w:rPr w:rFonts="맑은 고딕">
+          <w:rFonts w:ascii="맑은 고딕" w:hAnsi="맑은 고딕" w:eastAsia="맑은 고딕"/>
+          <w:b/>
+          <w:color w:val="1F2937"/>
+          <w:sz w:val="21"/>
+        </w:rPr>
+        <w:t xml:space="preserve">빈티지 감상 제언: </w:t>
+      </w:r>
+      <w:r>
+        <w:rPr w:rFonts="맑은 고딕">
+          <w:rFonts w:ascii="맑은 고딕" w:hAnsi="맑은 고딕" w:eastAsia="맑은 고딕"/>
+          <w:b w:val="0"/>
+          <w:sz w:val="21"/>
+        </w:rPr>
+        <w:t>어쿠스틱 통기타의 현이 튕겨 나가는 섬세한 잔향과 캣 스티븐스의 숨소리마저 포착하는 진공관 앰프 매칭을 권합니다. 질감 있는 중음역대를 충실히 밀어 올려주는 턴테이블 카트리지를 통해 감상할 때, 첼로와 피아노, 나일론 현의 울림이 청음실 공기 속에 묵직하고도 따스한 온기를 불어넣는 아날로그 사운드의 진경을 만끽할 수 있습니다.</w:t>
+      </w:r>
+    </w:p>
+    <w:p>
+      <w:pPr>
+        <w:spacing w:line="324" w:lineRule="auto" w:after="80"/>
+      </w:pPr>
+      <w:r>
+        <w:rPr w:rFonts="맑은 고딕">
+          <w:rFonts w:ascii="맑은 고딕" w:hAnsi="맑은 고딕" w:eastAsia="맑은 고딕"/>
+          <w:b w:val="0"/>
+          <w:color w:val="6B7280"/>
+          <w:sz w:val="21"/>
+        </w:rPr>
+        <w:t xml:space="preserve">· </w:t>
+      </w:r>
+      <w:r>
+        <w:rPr w:rFonts="맑은 고딕">
+          <w:rFonts w:ascii="맑은 고딕" w:hAnsi="맑은 고딕" w:eastAsia="맑은 고딕"/>
+          <w:b/>
+          <w:color w:val="1F2937"/>
+          <w:sz w:val="21"/>
+        </w:rPr>
+        <w:t xml:space="preserve">소장 가치: </w:t>
+      </w:r>
+      <w:r>
+        <w:rPr w:rFonts="맑은 고딕">
+          <w:rFonts w:ascii="맑은 고딕" w:hAnsi="맑은 고딕" w:eastAsia="맑은 고딕"/>
+          <w:b w:val="0"/>
+          <w:sz w:val="21"/>
+        </w:rPr>
+        <w:t>캣 스티븐스가 직접 그린 특유의 동화적이고 순수한 일러스트레이션 커버 아트는 LP 규격의 슬리브에서 비로소 그 예술적 진가를 발휘합니다. 그의 음악 세계를 가장 정갈하고 완벽한 오디오파일 품질로 소유할 수 있는 컬렉터스 아이템이자, 세대를 이어 서재에 꽂아두어야 할 영원한 아날로그 유산입니다.</w:t>
+      </w:r>
+    </w:p>
+    <w:p>
+      <w:pPr>
+        <w:spacing w:line="324" w:lineRule="auto" w:after="120" w:before="160"/>
+      </w:pPr>
+      <w:r>
+        <w:rPr w:rFonts="맑은 고딕">
+          <w:rFonts w:ascii="맑은 고딕" w:hAnsi="맑은 고딕" w:eastAsia="맑은 고딕"/>
+          <w:b/>
+          <w:color w:val="4338CA"/>
+          <w:sz w:val="21"/>
+        </w:rPr>
+        <w:t>이 음반을 통해 투박한 바늘 끝에서 피어오르는 어쿠스틱 선율과 캣 스티븐스의 진솔한 음성이 전해주는 감동을 다시 한번 경험해 보시는 것은 어떨까요?</w:t>
       </w:r>
     </w:p>
     <w:sectPr>
       <w:pgSz w:w="12240" w:h="15840"/>
-      <w:pgMar w:top="1440" w:right="1440" w:bottom="1440" w:left="1440" w:header="720" w:footer="720" w:gutter="0"/>
+      <w:pgMar w:top="1152" w:right="1296" w:bottom="1152" w:left="1296" w:header="720" w:footer="720" w:gutter="0"/>
       <w:cols w:space="720"/>
       <w:docGrid w:linePitch="360"/>
     </w:sectPr>

--- a/word_reports/LP_0103_위치_387_Cat Stevens_Greatest Hits.docx
+++ b/word_reports/LP_0103_위치_387_Cat Stevens_Greatest Hits.docx
@@ -32,7 +32,7 @@
     </w:p>
     <w:p>
       <w:pPr>
-        <w:spacing w:line="324" w:lineRule="auto" w:before="80" w:after="160"/>
+        <w:spacing w:line="324" w:lineRule="auto" w:before="80" w:after="120"/>
       </w:pPr>
       <w:r>
         <w:rPr w:rFonts="맑은 고딕">
@@ -42,13 +42,6 @@
           <w:sz w:val="22"/>
         </w:rPr>
         <w:t xml:space="preserve">[음반 소개] </w:t>
-      </w:r>
-      <w:r>
-        <w:rPr w:rFonts="맑은 고딕">
-          <w:rFonts w:ascii="맑은 고딕" w:hAnsi="맑은 고딕" w:eastAsia="맑은 고딕"/>
-          <w:b w:val="0"/>
-          <w:sz w:val="21"/>
-        </w:rPr>
       </w:r>
     </w:p>
     <w:p>
@@ -61,7 +54,33 @@
           <w:b w:val="0"/>
           <w:sz w:val="21"/>
         </w:rPr>
-        <w:t>인간 내면의 고독과 구원을 향한 영적 순례를 나직한 통기타 선율에 실어 날랐던 음유시인, 캣 스티븐스의 찬란한 황금기를 오롯이 봉인한 불멸의 명반입니다. 1970년대 포크 록의 르네상스를 견인하며 메마른 현대인의 영혼에 맑은 샘물 같은 서정을 부어주었던 그의 시적 감수성이 빼곡히 수놓아져 있습니다. 투박한 듯 온기 어린 그의 목소리는 시대를 초월하여 듣는 이의 심연을 울리며, 아날로그 바이닐의 미학이 지닌 진정한 존재 이유를 스스로 증명해 보입니다.</w:t>
+        <w:t>1970년대 초반, 격동과 혼란의 시대를 지나 내면의 안식과 진정한 삶의 가치를 갈구하던 대중음악계에 캣 스티븐스(Cat Stevens)의 등장은 한 줄기 영롱한 빛과도 같았습니다. 결핵이라는 죽음의 문턱에서 기적처럼 생환한 후, 그는 화려했던 초기의 팝 스타 이미지를 벗어던지고 통기타 한 대와 고결한 영혼을 쥔 음유시인으로 거듭났습니다. 1975년에 발매된 본작 《Greatest Hits》는 그가 아일랜드 레코드(Island Records)와 A&amp;M 레코드 시절 남긴 불멸의 명반 《Tea for the Tillerman》, 《Teaser and the Firecat》 등의 정수만을 엄선하여 엮어낸, 1970년대 포크 록 르네상스의 찬란한 기록입니다.</w:t>
+      </w:r>
+    </w:p>
+    <w:p>
+      <w:pPr>
+        <w:spacing w:line="324" w:lineRule="auto" w:after="120"/>
+      </w:pPr>
+      <w:r>
+        <w:rPr w:rFonts="맑은 고딕">
+          <w:rFonts w:ascii="맑은 고딕" w:hAnsi="맑은 고딕" w:eastAsia="맑은 고딕"/>
+          <w:b w:val="0"/>
+          <w:sz w:val="21"/>
+        </w:rPr>
+        <w:t>이 앨범은 단순한 상업적 히트곡 모음집의 한계를 아득히 뛰어넘습니다. 세대 간의 단절과 사랑을 묵직한 대화 형식으로 풀어낸 ‘Father and Son’부터, 자연의 경이와 신의 은총을 담담히 노래한 ‘Morning Has Broken’, 그리고 평화에 대한 범인류적 염원을 실은 ‘Peace Train’에 이르기까지, 음반에 흐르는 선율들은 시대를 초월한 철학적 성찰과 영적 구도의 여정을 담고 있습니다. 캣 스티븐스의 투박하면서도 따스한 허스키 보이스와 나일론 및 스틸 현이 교차하는 어쿠스틱 기타의 울림은 듣는 이의 메마른 감성을 어루만지며 영혼의 가장 깊은 곳을 조용히 흔들어 깨웁니다.</w:t>
+      </w:r>
+    </w:p>
+    <w:p>
+      <w:pPr>
+        <w:spacing w:line="324" w:lineRule="auto" w:after="120"/>
+      </w:pPr>
+      <w:r>
+        <w:rPr w:rFonts="맑은 고딕">
+          <w:rFonts w:ascii="맑은 고딕" w:hAnsi="맑은 고딕" w:eastAsia="맑은 고딕"/>
+          <w:b w:val="0"/>
+          <w:sz w:val="21"/>
+        </w:rPr>
+        <w:t>반세기에 가까운 세월이 흐른 오늘날에도 이 음반이 여전히 애호가들의 턴테이블 위에서 빛을 발하는 까닭은, 그 음악 밑바닥에 흐르는 무구한 순수성과 휴머니즘 때문일 것입니다. 화려한 전자 악기의 덧칠 없이 오직 담백한 악기 편성과 진실한 언어로 빚어낸 그의 음악은, 물질만능주의와 디지털의 차가움에 지친 현대인들에게 시대를 불문하고 영원히 유효한 안식처를 내어줍니다. 팝 음악이 도달할 수 있는 가장 서정적이고 숭고한 경지를 증명한 본작은 캣 스티븐스라는 위대한 예술가가 인류에게 남긴 가장 따뜻한 축복이자 영원한 클래식입니다.</w:t>
       </w:r>
     </w:p>
     <w:p>
@@ -168,7 +187,7 @@
           <w:b w:val="0"/>
           <w:sz w:val="21"/>
         </w:rPr>
-        <w:t>1975년 7월 아일랜드 레코드(영국)와 A&amp;M 레코드(미국)를 통해 발매되었으며, 1970년 명작 &lt;Tea for the Tillerman&gt;부터 1974년 &lt;Buddha and the Chocolate Box&gt;에 이르는 최전성기 트랙들과 미발표 신곡 "Two Fine People"을 집대성한 정통 베스트 앨범입니다.</w:t>
+        <w:t>1975년 발매. 캣 스티븐스의 최전성기였던 1970년부터 1974년까지의 대표곡들을 집대성한 정규 컴필레이션 앨범으로, 당시 미발표 신곡이었던 'Two Fine People'을 추가 수록하여 발매와 동시에 전 세계 평단과 음악 애호가들의 열광적인 찬사를 받았습니다.</w:t>
       </w:r>
     </w:p>
     <w:p>
@@ -199,7 +218,7 @@
           <w:b w:val="0"/>
           <w:sz w:val="21"/>
         </w:rPr>
-        <w:t>발매 직후 미국 빌보드 200 차트 6위, 영국 앨범 차트 10위에 올랐으며, 미국 음반 산업 협회(RIAA)로부터 400만 장 이상의 판매고를 인정받아 쿼드러플 플래티넘(4x Multi-Platinum)을 기록한 당대 최고의 상업적 성취작입니다.</w:t>
+        <w:t>발매 직후 미국 빌보드 200 차트 6위, 영국 오피셜 앨범 차트 4위를 기록하였으며, 미국 음반 산업 협회(RIAA)로부터 400만 장 이상의 판매고를 인정받아 쿼드러플 플래티넘(4x Platinum)을 달성하는 등 상업적으로도 막대한 성공을 거두었습니다.</w:t>
       </w:r>
     </w:p>
     <w:p>
@@ -230,7 +249,7 @@
           <w:b w:val="0"/>
           <w:sz w:val="21"/>
         </w:rPr>
-        <w:t>캣 스티븐스는 2006년 작곡가 명예의 전당, 2014년 로큰롤 명예의 전당에 헌액되었으며, 본 앨범은 롤링 스톤지 등 권위 있는 음악지들로부터 70년대 싱어송라이터 전성기를 대표하는 결정적 컴필레이션으로 찬사를 받았습니다.</w:t>
+        <w:t>롤링 스톤 선정 명반들에 수록된 핵심 트랙들이 망라되어 있으며, 캣 스티븐스는 훗날 이 시기의 독보적인 음악적 공로를 인정받아 로큰롤 명예의 전당(2014년) 및 송라이터 명예의 전당에 헌액되었습니다.</w:t>
       </w:r>
     </w:p>
     <w:p>
@@ -275,7 +294,7 @@
           <w:b w:val="0"/>
           <w:sz w:val="21"/>
         </w:rPr>
-        <w:t>영국 (잉글랜드 런던)</w:t>
+        <w:t>영국 (United Kingdom)</w:t>
       </w:r>
     </w:p>
     <w:p>
@@ -337,7 +356,7 @@
           <w:b w:val="0"/>
           <w:sz w:val="21"/>
         </w:rPr>
-        <w:t>솔로</w:t>
+        <w:t>솔로 (Solo)</w:t>
       </w:r>
     </w:p>
     <w:p>
@@ -368,7 +387,7 @@
           <w:b w:val="0"/>
           <w:sz w:val="21"/>
         </w:rPr>
-        <w:t>특유의 허스키하면서도 따뜻한 보이스와 지성미 넘치는 어쿠스틱 포크 사운드로 1970년대 브리티시 싱어송라이터 계보의 정점에 섰던 독보적 아티스트입니다. 생사의 기로를 넘나드는 투병과 구도자적 사유를 통해 빚어낸 그의 음악은 단순한 팝을 넘어 영혼을 정화하는 현대의 시편(詩篇)으로 평가받습니다.</w:t>
+        <w:t>1970년대 초반 싱어송라이터의 황금기를 이끈 독보적인 음유시인으로, 포크와 팝의 경계를 넘나들며 서정적이면서도 영적인 깊이를 지닌 음악을 선보였습니다. 특유의 호소력 짙은 보이스와 어쿠스틱 기타 사운드, 철학적인 노랫말을 통해 전 세계 음악 애호가들에게 깊은 위로와 울림을 선사한 전설적인 아티스트입니다.</w:t>
       </w:r>
     </w:p>
     <w:p>
@@ -413,7 +432,7 @@
           <w:b w:val="0"/>
           <w:sz w:val="21"/>
         </w:rPr>
-        <w:t>단편적인 히트곡의 나열에 그치지 않고, 캣 스티븐스라는 한 구도자의 음악적 성찰과 성장을 유기적으로 조망한 70년대 포크 록의 금자탑입니다. 어쿠스틱 악기 중심의 미니멀한 편곡과 철학적 노랫말이 완벽한 균형을 이루며, 싱어송라이터 장르가 팝 역사에서 예술적 독립을 완성했음을 선언하는 역사적 문헌과도 같습니다.</w:t>
+        <w:t>1970년대 포크 록과 싱어송라이터 무브먼트의 정점을 보여주는 앨범입니다. 개별 트랙의 완성도뿐만 아니라 앨범 전체를 관통하는 유기적인 정서적 일관성을 갖추고 있어, 베스트 음반임에도 불구하고 단일 예술 작품으로서의 높은 역사적 가치를 지닙니다.</w:t>
       </w:r>
     </w:p>
     <w:p>
@@ -444,7 +463,7 @@
           <w:b w:val="0"/>
           <w:sz w:val="21"/>
         </w:rPr>
-        <w:t>베트남 전쟁과 급격한 산업화의 소용돌이 속에서 불안과 환멸을 느끼던 당대 청춘들에게 이 앨범은 더없는 치유와 안식처가 되어주었습니다. 물질문명의 폐해를 경계하고 소박한 자연주의와 내면의 평화를 노래한 그의 메시지는, 1970년대 히피즘의 황혼기 속에서 진정한 자아를 갈망하던 젊은 영혼들의 서정적 나침반 역할을 충실히 수행했습니다.</w:t>
+        <w:t>베트남 전쟁과 사회적 혼란 속에서 환멸을 느끼고 내면의 평화와 영적 순수성을 갈망하던 당대 청년 세대의 고뇌가 짙게 배어 있습니다. 물질문명에 대한 비판과 자연으로의 회귀, 그리고 세대 간의 갈등과 화해를 담아낸 곡들은 70년대의 시대정신을 완벽하게 포착하고 있습니다.</w:t>
       </w:r>
     </w:p>
     <w:p>
@@ -489,7 +508,7 @@
           <w:b w:val="0"/>
           <w:sz w:val="21"/>
         </w:rPr>
-        <w:t>세대를 초월한 대화와 갈등, 사랑을 숭고하게 풀어낸 "Father and Son", 이별의 서글픔을 역설적으로 경쾌한 리듬에 얹어낸 "Wild World", 자연의 경이와 생의 축복을 성가처럼 노래한 "Morning Has Broken", 인류애와 평화의 염원을 실은 경쾌한 송가 "Peace Train" 등 한 곡도 허투루 넘길 수 없는 정수들로 채워져 있습니다.</w:t>
+        <w:t>아들과 아버지의 대화를 통해 삶의 통찰을 노래한 서사의 걸작 'Father and Son', 이별의 아픔을 역설적으로 경쾌하고 따스한 멜로디에 실어낸 'Wild World', 성가(Hymn)를 아름다운 피아노와 어쿠스틱 선율로 재해석한 'Morning Has Broken', 리드미컬한 포크 그루브 속에 평화의 메시지를 녹여낸 'Peace Train' 등 수록곡 전곡이 불후의 명곡으로 채워져 있습니다.</w:t>
       </w:r>
     </w:p>
     <w:p>
@@ -520,7 +539,7 @@
           <w:b w:val="0"/>
           <w:sz w:val="21"/>
         </w:rPr>
-        <w:t>어쿠스틱 통기타의 현이 튕겨 나가는 섬세한 잔향과 캣 스티븐스의 숨소리마저 포착하는 진공관 앰프 매칭을 권합니다. 질감 있는 중음역대를 충실히 밀어 올려주는 턴테이블 카트리지를 통해 감상할 때, 첼로와 피아노, 나일론 현의 울림이 청음실 공기 속에 묵직하고도 따스한 온기를 불어넣는 아날로그 사운드의 진경을 만끽할 수 있습니다.</w:t>
+        <w:t>턴테이블의 바늘이 소리골을 지날 때 피어오르는 어쿠스틱 통기타의 바디 울림과 스틸 현의 찰랑거림, 그리고 진공관 앰프를 통해 배가되는 캣 스티븐스의 목소리 속 숨결과 잔향에 귀를 기울여 보시기 바랍니다. 아날로그 LP 특유의 두터운 중저음과 자연스러운 공간감이 음악의 온기를 극대화합니다.</w:t>
       </w:r>
     </w:p>
     <w:p>
@@ -551,7 +570,7 @@
           <w:b w:val="0"/>
           <w:sz w:val="21"/>
         </w:rPr>
-        <w:t>캣 스티븐스가 직접 그린 특유의 동화적이고 순수한 일러스트레이션 커버 아트는 LP 규격의 슬리브에서 비로소 그 예술적 진가를 발휘합니다. 그의 음악 세계를 가장 정갈하고 완벽한 오디오파일 품질로 소유할 수 있는 컬렉터스 아이템이자, 세대를 이어 서재에 꽂아두어야 할 영원한 아날로그 유산입니다.</w:t>
+        <w:t>캣 스티븐스의 가장 빛나던 청년 시절의 예술혼이 단 한 장의 바이닐에 오롯이 응축되어 있다는 점에서, 포크 록 애호가는 물론 모든 LP 컬렉터들이 서재와 음반 수납장에 반드시 갖추어야 할 필수 불가결한 명반입니다.</w:t>
       </w:r>
     </w:p>
     <w:p>
@@ -565,7 +584,7 @@
           <w:color w:val="4338CA"/>
           <w:sz w:val="21"/>
         </w:rPr>
-        <w:t>이 음반을 통해 투박한 바늘 끝에서 피어오르는 어쿠스틱 선율과 캣 스티븐스의 진솔한 음성이 전해주는 감동을 다시 한번 경험해 보시는 것은 어떨까요?</w:t>
+        <w:t>이 음반을 통해 가슴 깊은 곳까지 맑게 정화해 주는 어쿠스틱 선율과 캣 스티븐스의 따스한 목소리가 전해주는 감동을 다시 한번 경험해 보시는 것은 어떨까요?</w:t>
       </w:r>
     </w:p>
     <w:sectPr>
